--- a/Langchain_challenges.docx
+++ b/Langchain_challenges.docx
@@ -3,13 +3,8 @@
 <w:document xmlns:wpc="http://schemas.microsoft.com/office/word/2010/wordprocessingCanvas" xmlns:cx="http://schemas.microsoft.com/office/drawing/2014/chartex" xmlns:cx1="http://schemas.microsoft.com/office/drawing/2015/9/8/chartex" xmlns:cx2="http://schemas.microsoft.com/office/drawing/2015/10/21/chartex" xmlns:cx3="http://schemas.microsoft.com/office/drawing/2016/5/9/chartex" xmlns:cx4="http://schemas.microsoft.com/office/drawing/2016/5/10/chartex" xmlns:cx5="http://schemas.microsoft.com/office/drawing/2016/5/11/chartex" xmlns:cx6="http://schemas.microsoft.com/office/drawing/2016/5/12/chartex" xmlns:cx7="http://schemas.microsoft.com/office/drawing/2016/5/13/chartex" xmlns:cx8="http://schemas.microsoft.com/office/drawing/2016/5/14/chartex" xmlns:mc="http://schemas.openxmlformats.org/markup-compatibility/2006" xmlns:aink="http://schemas.microsoft.com/office/drawing/2016/ink" xmlns:am3d="http://schemas.microsoft.com/office/drawing/2017/model3d" xmlns:o="urn:schemas-microsoft-com:office:office" xmlns:oel="http://schemas.microsoft.com/office/2019/extlst" xmlns:r="http://schemas.openxmlformats.org/officeDocument/2006/relationships" xmlns:m="http://schemas.openxmlformats.org/officeDocument/2006/math" xmlns:v="urn:schemas-microsoft-com:vml" xmlns:wp14="http://schemas.microsoft.com/office/word/2010/wordprocessingDrawing" xmlns:wp="http://schemas.openxmlformats.org/drawingml/2006/wordprocessingDrawing" xmlns:w10="urn:schemas-microsoft-com:office:word" xmlns:w="http://schemas.openxmlformats.org/wordprocessingml/2006/main" xmlns:w14="http://schemas.microsoft.com/office/word/2010/wordml" xmlns:w15="http://schemas.microsoft.com/office/word/2012/wordml" xmlns:w16cex="http://schemas.microsoft.com/office/word/2018/wordml/cex" xmlns:w16cid="http://schemas.microsoft.com/office/word/2016/wordml/cid" xmlns:w16="http://schemas.microsoft.com/office/word/2018/wordml" xmlns:w16du="http://schemas.microsoft.com/office/word/2023/wordml/word16du" xmlns:w16sdtdh="http://schemas.microsoft.com/office/word/2020/wordml/sdtdatahash" xmlns:w16sdtfl="http://schemas.microsoft.com/office/word/2024/wordml/sdtformatlock" xmlns:w16se="http://schemas.microsoft.com/office/word/2015/wordml/symex" xmlns:wpg="http://schemas.microsoft.com/office/word/2010/wordprocessingGroup" xmlns:wpi="http://schemas.microsoft.com/office/word/2010/wordprocessingInk" xmlns:wne="http://schemas.microsoft.com/office/word/2006/wordml" xmlns:wps="http://schemas.microsoft.com/office/word/2010/wordprocessingShape" mc:Ignorable="w14 w15 w16se w16cid w16 w16cex w16sdtdh w16sdtfl w16du wp14">
   <w:body>
     <w:p>
-      <w:proofErr w:type="spellStart"/>
-      <w:r>
-        <w:t>Langchain</w:t>
-      </w:r>
-      <w:proofErr w:type="spellEnd"/>
-      <w:r>
-        <w:t xml:space="preserve"> Challenges</w:t>
+      <w:r>
+        <w:t>Langchain Challenges</w:t>
       </w:r>
     </w:p>
     <w:p>
@@ -66,23 +61,7 @@
         <w:ind w:left="1440"/>
       </w:pPr>
       <w:r>
-        <w:t xml:space="preserve">Above construct are not available by default in </w:t>
-      </w:r>
-      <w:proofErr w:type="spellStart"/>
-      <w:r>
-        <w:t>langchain</w:t>
-      </w:r>
-      <w:proofErr w:type="spellEnd"/>
-      <w:r>
-        <w:t xml:space="preserve">. We would have to write our own function in python which is also called as glue code which is difficult to maintain. It works really well for linear flow but not in non linear where as </w:t>
-      </w:r>
-      <w:proofErr w:type="spellStart"/>
-      <w:r>
-        <w:t>langraph</w:t>
-      </w:r>
-      <w:proofErr w:type="spellEnd"/>
-      <w:r>
-        <w:t xml:space="preserve"> works well in nonlinear as the graph is non linear</w:t>
+        <w:t>Above construct are not available by default in langchain. We would have to write our own function in python which is also called as glue code which is difficult to maintain. It works really well for linear flow but not in non linear where as langraph works well in nonlinear as the graph is non linear</w:t>
       </w:r>
     </w:p>
     <w:p>
@@ -109,15 +88,7 @@
         </w:numPr>
       </w:pPr>
       <w:r>
-        <w:t xml:space="preserve"> </w:t>
-      </w:r>
-      <w:proofErr w:type="spellStart"/>
-      <w:r>
-        <w:t>langchain</w:t>
-      </w:r>
-      <w:proofErr w:type="spellEnd"/>
-      <w:r>
-        <w:t xml:space="preserve"> doesn’t provide any intrinsic mechanism to store the state and track it</w:t>
+        <w:t xml:space="preserve"> langchain doesn’t provide any intrinsic mechanism to store the state and track it</w:t>
       </w:r>
     </w:p>
     <w:p>
@@ -141,23 +112,7 @@
         </w:numPr>
       </w:pPr>
       <w:r>
-        <w:t xml:space="preserve">Whereas in </w:t>
-      </w:r>
-      <w:proofErr w:type="spellStart"/>
-      <w:r>
-        <w:t>Langraph</w:t>
-      </w:r>
-      <w:proofErr w:type="spellEnd"/>
-      <w:r>
-        <w:t xml:space="preserve">, the execution is stateful and on other hand, </w:t>
-      </w:r>
-      <w:proofErr w:type="spellStart"/>
-      <w:r>
-        <w:t>langchain</w:t>
-      </w:r>
-      <w:proofErr w:type="spellEnd"/>
-      <w:r>
-        <w:t xml:space="preserve"> is stateless</w:t>
+        <w:t>Whereas in Langraph, the execution is stateful and on other hand, langchain is stateless</w:t>
       </w:r>
       <w:r>
         <w:t>`</w:t>
@@ -183,37 +138,8 @@
           <w:numId w:val="5"/>
         </w:numPr>
       </w:pPr>
-      <w:proofErr w:type="spellStart"/>
-      <w:r>
-        <w:t>Langchain</w:t>
-      </w:r>
-      <w:proofErr w:type="spellEnd"/>
-      <w:r>
-        <w:t xml:space="preserve"> is not </w:t>
-      </w:r>
-      <w:proofErr w:type="spellStart"/>
-      <w:r>
-        <w:t>buit</w:t>
-      </w:r>
-      <w:proofErr w:type="spellEnd"/>
-      <w:r>
-        <w:t xml:space="preserve"> for event driven execution, instead it is built for sequential execution, once the sequential process </w:t>
-      </w:r>
-      <w:proofErr w:type="gramStart"/>
-      <w:r>
-        <w:t>starts ,</w:t>
-      </w:r>
-      <w:proofErr w:type="gramEnd"/>
-      <w:r>
-        <w:t xml:space="preserve"> it would only stop at the end not pause in between for some </w:t>
-      </w:r>
-      <w:proofErr w:type="gramStart"/>
-      <w:r>
-        <w:t>trigger based</w:t>
-      </w:r>
-      <w:proofErr w:type="gramEnd"/>
-      <w:r>
-        <w:t xml:space="preserve"> event</w:t>
+      <w:r>
+        <w:t>Langchain is not buit for event driven execution, instead it is built for sequential execution, once the sequential process starts , it would only stop at the end not pause in between for some trigger based event</w:t>
       </w:r>
     </w:p>
     <w:p>
@@ -225,23 +151,7 @@
         </w:numPr>
       </w:pPr>
       <w:r>
-        <w:t xml:space="preserve">If </w:t>
-      </w:r>
-      <w:proofErr w:type="spellStart"/>
-      <w:r>
-        <w:t>atall</w:t>
-      </w:r>
-      <w:proofErr w:type="spellEnd"/>
-      <w:r>
-        <w:t xml:space="preserve"> there is a need to have pause in between, to wait for some event, then we may have to build two chain, first chain would end where there would need some pause for some event whereas </w:t>
-      </w:r>
-      <w:proofErr w:type="spellStart"/>
-      <w:r>
-        <w:t>langgraph</w:t>
-      </w:r>
-      <w:proofErr w:type="spellEnd"/>
-      <w:r>
-        <w:t xml:space="preserve"> inherently provides this event driven execution features</w:t>
+        <w:t>If atall there is a need to have pause in between, to wait for some event, then we may have to build two chain, first chain would end where there would need some pause for some event whereas langgraph inherently provides this event driven execution features</w:t>
       </w:r>
     </w:p>
     <w:p>
@@ -265,39 +175,7 @@
         </w:numPr>
       </w:pPr>
       <w:r>
-        <w:t xml:space="preserve">If there is a break in a chain, it will not get recovered, and if it is recovered somehow, it </w:t>
-      </w:r>
-      <w:proofErr w:type="spellStart"/>
-      <w:r>
-        <w:t>wil</w:t>
-      </w:r>
-      <w:proofErr w:type="spellEnd"/>
-      <w:r>
-        <w:t xml:space="preserve"> not continue from next stap but instead would </w:t>
-      </w:r>
-      <w:proofErr w:type="spellStart"/>
-      <w:r>
-        <w:t>dhave</w:t>
-      </w:r>
-      <w:proofErr w:type="spellEnd"/>
-      <w:r>
-        <w:t xml:space="preserve"> to start from the beginning and in case of </w:t>
-      </w:r>
-      <w:proofErr w:type="spellStart"/>
-      <w:r>
-        <w:t>langgraph</w:t>
-      </w:r>
-      <w:proofErr w:type="spellEnd"/>
-      <w:r>
-        <w:t xml:space="preserve">, it has this fault tolerance capabilities, and after </w:t>
-      </w:r>
-      <w:proofErr w:type="gramStart"/>
-      <w:r>
-        <w:t>recovery ,</w:t>
-      </w:r>
-      <w:proofErr w:type="gramEnd"/>
-      <w:r>
-        <w:t xml:space="preserve"> it is able to continue with the next steps and does not have to start from the beginning</w:t>
+        <w:t>If there is a break in a chain, it will not get recovered, and if it is recovered somehow, it wil not continue from next stap but instead would dhave to start from the beginning and in case of langgraph, it has this fault tolerance capabilities, and after recovery , it is able to continue with the next steps and does not have to start from the beginning</w:t>
       </w:r>
     </w:p>
     <w:p>
@@ -309,37 +187,8 @@
         </w:numPr>
       </w:pPr>
       <w:r>
-        <w:t xml:space="preserve">The chain of the </w:t>
-      </w:r>
-      <w:proofErr w:type="spellStart"/>
-      <w:r>
-        <w:t>langchain</w:t>
-      </w:r>
-      <w:proofErr w:type="spellEnd"/>
-      <w:r>
-        <w:t xml:space="preserve"> is short lived </w:t>
-      </w:r>
-      <w:proofErr w:type="gramStart"/>
-      <w:r>
-        <w:t>an</w:t>
-      </w:r>
-      <w:proofErr w:type="gramEnd"/>
-      <w:r>
-        <w:t xml:space="preserve"> hence fault tolerance capability </w:t>
-      </w:r>
-      <w:proofErr w:type="gramStart"/>
-      <w:r>
-        <w:t>were</w:t>
-      </w:r>
-      <w:proofErr w:type="gramEnd"/>
-      <w:r>
-        <w:t xml:space="preserve"> not added in </w:t>
-      </w:r>
-      <w:proofErr w:type="spellStart"/>
-      <w:r>
-        <w:t>langchain</w:t>
-      </w:r>
-      <w:proofErr w:type="spellEnd"/>
+        <w:t>The chain of the langchain is short lived an hence fault tolerance capability were not added in langchain</w:t>
+      </w:r>
     </w:p>
     <w:p>
       <w:pPr>
@@ -350,65 +199,7 @@
         </w:numPr>
       </w:pPr>
       <w:r>
-        <w:t xml:space="preserve">Fault tolerance can be due to small problem of big problem, if it is small problem, </w:t>
-      </w:r>
-      <w:proofErr w:type="spellStart"/>
-      <w:r>
-        <w:t>langgraph</w:t>
-      </w:r>
-      <w:proofErr w:type="spellEnd"/>
-      <w:r>
-        <w:t xml:space="preserve"> use the retry logic option and in case of big problem, </w:t>
-      </w:r>
-      <w:proofErr w:type="spellStart"/>
-      <w:r>
-        <w:t>langgraph</w:t>
-      </w:r>
-      <w:proofErr w:type="spellEnd"/>
-      <w:r>
-        <w:t xml:space="preserve"> has recovery </w:t>
-      </w:r>
-      <w:proofErr w:type="spellStart"/>
-      <w:proofErr w:type="gramStart"/>
-      <w:r>
-        <w:t>option,using</w:t>
-      </w:r>
-      <w:proofErr w:type="spellEnd"/>
-      <w:proofErr w:type="gramEnd"/>
-      <w:r>
-        <w:t xml:space="preserve"> </w:t>
-      </w:r>
-      <w:proofErr w:type="spellStart"/>
-      <w:r>
-        <w:t>checpointer</w:t>
-      </w:r>
-      <w:proofErr w:type="spellEnd"/>
-      <w:r>
-        <w:t xml:space="preserve"> </w:t>
-      </w:r>
-      <w:proofErr w:type="gramStart"/>
-      <w:r>
-        <w:t>concept ,</w:t>
-      </w:r>
-      <w:proofErr w:type="gramEnd"/>
-      <w:r>
-        <w:t xml:space="preserve"> it will use the </w:t>
-      </w:r>
-      <w:proofErr w:type="spellStart"/>
-      <w:r>
-        <w:t>inmemory</w:t>
-      </w:r>
-      <w:proofErr w:type="spellEnd"/>
-      <w:r>
-        <w:t xml:space="preserve"> concept saved in </w:t>
-      </w:r>
-      <w:proofErr w:type="spellStart"/>
-      <w:r>
-        <w:t>checkpointer</w:t>
-      </w:r>
-      <w:proofErr w:type="spellEnd"/>
-      <w:r>
-        <w:t xml:space="preserve"> </w:t>
+        <w:t xml:space="preserve">Fault tolerance can be due to small problem of big problem, if it is small problem, langgraph use the retry logic option and in case of big problem, langgraph has recovery option,using checpointer concept , it will use the inmemory concept saved in checkpointer </w:t>
       </w:r>
     </w:p>
     <w:p>
@@ -423,66 +214,10 @@
         <w:t>Human in the loop</w:t>
       </w:r>
       <w:r>
-        <w:t xml:space="preserve">, </w:t>
-      </w:r>
-      <w:proofErr w:type="spellStart"/>
-      <w:r>
-        <w:t>langchain</w:t>
-      </w:r>
-      <w:proofErr w:type="spellEnd"/>
-      <w:r>
-        <w:t xml:space="preserve"> is not </w:t>
-      </w:r>
-      <w:proofErr w:type="spellStart"/>
-      <w:r>
-        <w:t>designe</w:t>
-      </w:r>
-      <w:proofErr w:type="spellEnd"/>
-      <w:r>
-        <w:t xml:space="preserve"> for long running chain, u may have to break the long chain into two </w:t>
-      </w:r>
-      <w:proofErr w:type="gramStart"/>
-      <w:r>
-        <w:t>chain</w:t>
-      </w:r>
-      <w:proofErr w:type="gramEnd"/>
-      <w:r>
-        <w:t xml:space="preserve">, take the human feedback and then continue with new </w:t>
-      </w:r>
-      <w:proofErr w:type="spellStart"/>
-      <w:r>
-        <w:t>cchain</w:t>
-      </w:r>
-      <w:proofErr w:type="spellEnd"/>
-      <w:r>
-        <w:t xml:space="preserve"> by transferring the previous chain memory to new chain </w:t>
-      </w:r>
-      <w:r>
-        <w:t xml:space="preserve">where in case of </w:t>
-      </w:r>
-      <w:proofErr w:type="spellStart"/>
-      <w:r>
-        <w:t>langgraph</w:t>
-      </w:r>
-      <w:proofErr w:type="spellEnd"/>
-      <w:r>
-        <w:t xml:space="preserve">, human in the loop is allowed as the execution is stateful and with the help of </w:t>
-      </w:r>
-      <w:proofErr w:type="spellStart"/>
-      <w:r>
-        <w:t>checkpointer</w:t>
-      </w:r>
-      <w:proofErr w:type="spellEnd"/>
-      <w:r>
-        <w:t xml:space="preserve">, it is resumed </w:t>
-      </w:r>
-      <w:proofErr w:type="spellStart"/>
-      <w:r>
-        <w:t>afte</w:t>
-      </w:r>
-      <w:proofErr w:type="spellEnd"/>
-      <w:r>
-        <w:t xml:space="preserve"> the human feedback</w:t>
+        <w:t xml:space="preserve">, langchain is not designe for long running chain, u may have to break the long chain into two chain, take the human feedback and then continue with new cchain by transferring the previous chain memory to new chain </w:t>
+      </w:r>
+      <w:r>
+        <w:t>where in case of langgraph, human in the loop is allowed as the execution is stateful and with the help of checkpointer, it is resumed afte the human feedback</w:t>
       </w:r>
     </w:p>
     <w:p>
@@ -506,39 +241,7 @@
         </w:numPr>
       </w:pPr>
       <w:r>
-        <w:t xml:space="preserve">In </w:t>
-      </w:r>
-      <w:proofErr w:type="spellStart"/>
-      <w:r>
-        <w:t>langgraph</w:t>
-      </w:r>
-      <w:proofErr w:type="spellEnd"/>
-      <w:r>
-        <w:t xml:space="preserve">, subgraph is used which acts as node, using which we can use multi agents which is very </w:t>
-      </w:r>
-      <w:proofErr w:type="spellStart"/>
-      <w:r>
-        <w:t>diffecult</w:t>
-      </w:r>
-      <w:proofErr w:type="spellEnd"/>
-      <w:r>
-        <w:t xml:space="preserve"> and </w:t>
-      </w:r>
-      <w:proofErr w:type="spellStart"/>
-      <w:r>
-        <w:t>challending</w:t>
-      </w:r>
-      <w:proofErr w:type="spellEnd"/>
-      <w:r>
-        <w:t xml:space="preserve"> in </w:t>
-      </w:r>
-      <w:proofErr w:type="spellStart"/>
-      <w:r>
-        <w:t>langchain</w:t>
-      </w:r>
-      <w:proofErr w:type="spellEnd"/>
-      <w:r>
-        <w:t xml:space="preserve">, </w:t>
+        <w:t xml:space="preserve">In langgraph, subgraph is used which acts as node, using which we can use multi agents which is very diffecult and challending in langchain, </w:t>
       </w:r>
     </w:p>
     <w:p>
@@ -550,13 +253,8 @@
         </w:numPr>
       </w:pPr>
       <w:r>
-        <w:t xml:space="preserve">With the help of subgraph, we can use it as reusability which is not available in </w:t>
-      </w:r>
-      <w:proofErr w:type="spellStart"/>
-      <w:r>
-        <w:t>langchain</w:t>
-      </w:r>
-      <w:proofErr w:type="spellEnd"/>
+        <w:t>With the help of subgraph, we can use it as reusability which is not available in langchain</w:t>
+      </w:r>
     </w:p>
     <w:p>
       <w:pPr>
@@ -579,85 +277,11 @@
         </w:numPr>
       </w:pPr>
       <w:r>
-        <w:t xml:space="preserve">Observability refers to how easily you can </w:t>
-      </w:r>
-      <w:proofErr w:type="spellStart"/>
-      <w:proofErr w:type="gramStart"/>
-      <w:r>
-        <w:t>monitor,debug</w:t>
-      </w:r>
-      <w:proofErr w:type="spellEnd"/>
-      <w:proofErr w:type="gramEnd"/>
-      <w:r>
-        <w:t xml:space="preserve"> and understand what your workflow is doing at runtime, </w:t>
-      </w:r>
-      <w:proofErr w:type="spellStart"/>
-      <w:r>
-        <w:t>Langchain</w:t>
-      </w:r>
-      <w:proofErr w:type="spellEnd"/>
-      <w:r>
-        <w:t xml:space="preserve"> do has </w:t>
-      </w:r>
-      <w:proofErr w:type="spellStart"/>
-      <w:r>
-        <w:t>langsmith</w:t>
-      </w:r>
-      <w:proofErr w:type="spellEnd"/>
-      <w:r>
-        <w:t xml:space="preserve"> feature which helps in </w:t>
+        <w:t xml:space="preserve">Observability refers to how easily you can monitor,debug and understand what your workflow is doing at runtime, Langchain do has langsmith feature which helps in </w:t>
       </w:r>
       <w:r>
         <w:lastRenderedPageBreak/>
-        <w:t xml:space="preserve">monitoring but the problem is that </w:t>
-      </w:r>
-      <w:proofErr w:type="spellStart"/>
-      <w:r>
-        <w:t>langsmith</w:t>
-      </w:r>
-      <w:proofErr w:type="spellEnd"/>
-      <w:r>
-        <w:t xml:space="preserve"> can track </w:t>
-      </w:r>
-      <w:proofErr w:type="spellStart"/>
-      <w:r>
-        <w:t>langchain</w:t>
-      </w:r>
-      <w:proofErr w:type="spellEnd"/>
-      <w:r>
-        <w:t xml:space="preserve"> code but it </w:t>
-      </w:r>
-      <w:proofErr w:type="gramStart"/>
-      <w:r>
-        <w:t>wont</w:t>
-      </w:r>
-      <w:proofErr w:type="gramEnd"/>
-      <w:r>
-        <w:t xml:space="preserve"> be able to track </w:t>
-      </w:r>
-      <w:proofErr w:type="spellStart"/>
-      <w:r>
-        <w:t>gkue</w:t>
-      </w:r>
-      <w:proofErr w:type="spellEnd"/>
-      <w:r>
-        <w:t xml:space="preserve"> code, so we can say </w:t>
-      </w:r>
-      <w:proofErr w:type="spellStart"/>
-      <w:r>
-        <w:t>partal</w:t>
-      </w:r>
-      <w:proofErr w:type="spellEnd"/>
-      <w:r>
-        <w:t xml:space="preserve"> </w:t>
-      </w:r>
-      <w:proofErr w:type="spellStart"/>
-      <w:r>
-        <w:t>observality</w:t>
-      </w:r>
-      <w:proofErr w:type="spellEnd"/>
-      <w:r>
-        <w:t xml:space="preserve"> is there</w:t>
+        <w:t>monitoring but the problem is that langsmith can track langchain code but it wont be able to track gkue code, so we can say partal observality is there</w:t>
       </w:r>
     </w:p>
     <w:p>
@@ -669,23 +293,7 @@
         </w:numPr>
       </w:pPr>
       <w:r>
-        <w:t xml:space="preserve">In can case of </w:t>
-      </w:r>
-      <w:proofErr w:type="spellStart"/>
-      <w:r>
-        <w:t>langgraph</w:t>
-      </w:r>
-      <w:proofErr w:type="spellEnd"/>
-      <w:r>
-        <w:t xml:space="preserve">, everything is </w:t>
-      </w:r>
-      <w:proofErr w:type="spellStart"/>
-      <w:r>
-        <w:t>recored</w:t>
-      </w:r>
-      <w:proofErr w:type="spellEnd"/>
-      <w:r>
-        <w:t xml:space="preserve">, and gives us observability 100% </w:t>
+        <w:t xml:space="preserve">In can case of langgraph, everything is recored, and gives us observability 100% </w:t>
       </w:r>
     </w:p>
     <w:p/>
@@ -698,13 +306,8 @@
       </w:r>
     </w:p>
     <w:p>
-      <w:proofErr w:type="spellStart"/>
-      <w:r>
-        <w:t>Langgraph</w:t>
-      </w:r>
-      <w:proofErr w:type="spellEnd"/>
-      <w:r>
-        <w:t xml:space="preserve"> is an orchestration </w:t>
+      <w:r>
+        <w:t xml:space="preserve">Langgraph is an orchestration </w:t>
       </w:r>
       <w:r>
         <w:tab/>
@@ -718,23 +321,7 @@
           <w:b/>
           <w:bCs/>
         </w:rPr>
-        <w:t xml:space="preserve">stateful, </w:t>
-      </w:r>
-      <w:proofErr w:type="spellStart"/>
-      <w:r>
-        <w:rPr>
-          <w:b/>
-          <w:bCs/>
-        </w:rPr>
-        <w:t>multi step</w:t>
-      </w:r>
-      <w:proofErr w:type="spellEnd"/>
-      <w:r>
-        <w:rPr>
-          <w:b/>
-          <w:bCs/>
-        </w:rPr>
-        <w:t xml:space="preserve">, and event driven workflows </w:t>
+        <w:t xml:space="preserve">stateful, multi step, and event driven workflows </w:t>
       </w:r>
       <w:r>
         <w:t>using large language models. It is ideal for designing both single agent and multi agent agentic ai application.</w:t>
@@ -742,39 +329,7 @@
     </w:p>
     <w:p>
       <w:r>
-        <w:t xml:space="preserve">Think of </w:t>
-      </w:r>
-      <w:proofErr w:type="spellStart"/>
-      <w:r>
-        <w:t>langgraph</w:t>
-      </w:r>
-      <w:proofErr w:type="spellEnd"/>
-      <w:r>
-        <w:t xml:space="preserve"> as a flowchart engine for LLMs, you define the </w:t>
-      </w:r>
-      <w:proofErr w:type="gramStart"/>
-      <w:r>
-        <w:t>steps(nodes(</w:t>
-      </w:r>
-      <w:proofErr w:type="gramEnd"/>
-      <w:r>
-        <w:t>, how they are connected(</w:t>
-      </w:r>
-      <w:proofErr w:type="gramStart"/>
-      <w:r>
-        <w:t>edges)  and</w:t>
-      </w:r>
-      <w:proofErr w:type="gramEnd"/>
-      <w:r>
-        <w:t xml:space="preserve"> the logic that governs the transitions. </w:t>
-      </w:r>
-      <w:proofErr w:type="spellStart"/>
-      <w:r>
-        <w:t>Langgraph</w:t>
-      </w:r>
-      <w:proofErr w:type="spellEnd"/>
-      <w:r>
-        <w:t xml:space="preserve"> takes care of state management, conditional branching, looping, pausing/resuming and fault recovery. Features essential for building robust production grade AI agents.</w:t>
+        <w:t>Think of langgraph as a flowchart engine for LLMs, you define the steps(nodes(, how they are connected(edges)  and the logic that governs the transitions. Langgraph takes care of state management, conditional branching, looping, pausing/resuming and fault recovery. Features essential for building robust production grade AI agents.</w:t>
       </w:r>
     </w:p>
     <w:p/>
@@ -785,15 +340,7 @@
     </w:p>
     <w:p>
       <w:r>
-        <w:t xml:space="preserve">Use </w:t>
-      </w:r>
-      <w:proofErr w:type="spellStart"/>
-      <w:r>
-        <w:t>Langchain</w:t>
-      </w:r>
-      <w:proofErr w:type="spellEnd"/>
-      <w:r>
-        <w:t xml:space="preserve"> when you are building </w:t>
+        <w:t xml:space="preserve">Use Langchain when you are building </w:t>
       </w:r>
       <w:r>
         <w:rPr>
@@ -803,48 +350,19 @@
         <w:t>simple, linear workflows</w:t>
       </w:r>
       <w:r>
-        <w:t xml:space="preserve">, like a prompt, chain, summarizer or a basic retrieval </w:t>
-      </w:r>
-      <w:proofErr w:type="gramStart"/>
-      <w:r>
-        <w:t>systems</w:t>
-      </w:r>
-      <w:proofErr w:type="gramEnd"/>
-    </w:p>
-    <w:p>
-      <w:r>
-        <w:t xml:space="preserve">Use </w:t>
-      </w:r>
-      <w:proofErr w:type="spellStart"/>
-      <w:r>
-        <w:t>langgraph</w:t>
-      </w:r>
-      <w:proofErr w:type="spellEnd"/>
-      <w:r>
-        <w:t xml:space="preserve"> when your use case involves </w:t>
+        <w:t>, like a prompt, chain, summarizer or a basic retrieval systems</w:t>
+      </w:r>
+    </w:p>
+    <w:p>
+      <w:r>
+        <w:t xml:space="preserve">Use langgraph when your use case involves </w:t>
       </w:r>
       <w:r>
         <w:rPr>
           <w:b/>
           <w:bCs/>
         </w:rPr>
-        <w:t xml:space="preserve">complex, </w:t>
-      </w:r>
-      <w:proofErr w:type="spellStart"/>
-      <w:r>
-        <w:rPr>
-          <w:b/>
-          <w:bCs/>
-        </w:rPr>
-        <w:t>non linear</w:t>
-      </w:r>
-      <w:proofErr w:type="spellEnd"/>
-      <w:r>
-        <w:rPr>
-          <w:b/>
-          <w:bCs/>
-        </w:rPr>
-        <w:t xml:space="preserve"> workflows</w:t>
+        <w:t>complex, non linear workflows</w:t>
       </w:r>
       <w:r>
         <w:t xml:space="preserve"> that need</w:t>
@@ -907,13 +425,8 @@
         </w:numPr>
       </w:pPr>
       <w:r>
-        <w:t xml:space="preserve">Multi agent </w:t>
-      </w:r>
-      <w:proofErr w:type="spellStart"/>
-      <w:r>
-        <w:t>coorination</w:t>
-      </w:r>
-      <w:proofErr w:type="spellEnd"/>
+        <w:t>Multi agent coorination</w:t>
+      </w:r>
     </w:p>
     <w:p>
       <w:pPr>
@@ -931,62 +444,17 @@
     <w:p/>
     <w:p>
       <w:r>
-        <w:t xml:space="preserve">Should we still use </w:t>
-      </w:r>
-      <w:proofErr w:type="spellStart"/>
-      <w:r>
-        <w:t>Langchain</w:t>
-      </w:r>
-      <w:proofErr w:type="spellEnd"/>
-    </w:p>
-    <w:p>
-      <w:r>
-        <w:t xml:space="preserve">Yes, </w:t>
-      </w:r>
-      <w:proofErr w:type="spellStart"/>
-      <w:r>
-        <w:t>Langgraph</w:t>
-      </w:r>
-      <w:proofErr w:type="spellEnd"/>
-      <w:r>
-        <w:t xml:space="preserve"> is </w:t>
-      </w:r>
-      <w:proofErr w:type="spellStart"/>
-      <w:r>
-        <w:t>bul</w:t>
-      </w:r>
-      <w:proofErr w:type="spellEnd"/>
-      <w:r>
-        <w:t>=</w:t>
-      </w:r>
-      <w:proofErr w:type="spellStart"/>
-      <w:r>
-        <w:t>ilt</w:t>
-      </w:r>
-      <w:proofErr w:type="spellEnd"/>
-      <w:r>
-        <w:t xml:space="preserve"> on top of </w:t>
-      </w:r>
-      <w:proofErr w:type="spellStart"/>
-      <w:r>
-        <w:t>langchain</w:t>
-      </w:r>
-      <w:proofErr w:type="spellEnd"/>
-      <w:r>
-        <w:t>. It doesn’t replace it</w:t>
-      </w:r>
-    </w:p>
-    <w:p>
-      <w:r>
-        <w:t xml:space="preserve">You will still use </w:t>
-      </w:r>
-      <w:proofErr w:type="spellStart"/>
-      <w:r>
-        <w:t>Langchain</w:t>
-      </w:r>
-      <w:proofErr w:type="spellEnd"/>
-      <w:r>
-        <w:t xml:space="preserve"> Components like</w:t>
+        <w:t>Should we still use Langchain</w:t>
+      </w:r>
+    </w:p>
+    <w:p>
+      <w:r>
+        <w:t>Yes, Langgraph is bul=ilt on top of langchain. It doesn’t replace it</w:t>
+      </w:r>
+    </w:p>
+    <w:p>
+      <w:r>
+        <w:t>You will still use Langchain Components like</w:t>
       </w:r>
     </w:p>
     <w:p>
@@ -997,13 +465,8 @@
           <w:numId w:val="11"/>
         </w:numPr>
       </w:pPr>
-      <w:proofErr w:type="spellStart"/>
-      <w:r>
-        <w:t>ChatOpenAI</w:t>
-      </w:r>
-      <w:proofErr w:type="spellEnd"/>
-      <w:r>
-        <w:t xml:space="preserve"> (LLMs)</w:t>
+      <w:r>
+        <w:t>ChatOpenAI (LLMs)</w:t>
       </w:r>
     </w:p>
     <w:p>
@@ -1014,11 +477,9 @@
           <w:numId w:val="11"/>
         </w:numPr>
       </w:pPr>
-      <w:proofErr w:type="spellStart"/>
       <w:r>
         <w:t>PromptTemplate</w:t>
       </w:r>
-      <w:proofErr w:type="spellEnd"/>
     </w:p>
     <w:p>
       <w:pPr>
@@ -1040,11 +501,9 @@
           <w:numId w:val="11"/>
         </w:numPr>
       </w:pPr>
-      <w:proofErr w:type="spellStart"/>
       <w:r>
         <w:t>DocumentLoaders</w:t>
       </w:r>
-      <w:proofErr w:type="spellEnd"/>
     </w:p>
     <w:p>
       <w:pPr>
@@ -1059,52 +518,12 @@
       </w:r>
     </w:p>
     <w:p>
-      <w:proofErr w:type="spellStart"/>
       <w:r>
         <w:lastRenderedPageBreak/>
-        <w:t>Langgraph</w:t>
-      </w:r>
-      <w:proofErr w:type="spellEnd"/>
-      <w:r>
-        <w:t xml:space="preserve"> handles workflow orchestration whereas </w:t>
-      </w:r>
-      <w:proofErr w:type="spellStart"/>
-      <w:r>
-        <w:t>langchain</w:t>
-      </w:r>
-      <w:proofErr w:type="spellEnd"/>
-      <w:r>
-        <w:t xml:space="preserve"> provides building blocks for each </w:t>
-      </w:r>
-      <w:proofErr w:type="gramStart"/>
-      <w:r>
-        <w:t>steps</w:t>
-      </w:r>
-      <w:proofErr w:type="gramEnd"/>
-      <w:r>
-        <w:t xml:space="preserve"> </w:t>
-      </w:r>
-      <w:proofErr w:type="gramStart"/>
-      <w:r>
-        <w:t>in  that</w:t>
-      </w:r>
-      <w:proofErr w:type="gramEnd"/>
-      <w:r>
-        <w:t xml:space="preserve"> workflow.</w:t>
-      </w:r>
-      <w:r>
-        <w:t xml:space="preserve"> </w:t>
-      </w:r>
-      <w:r>
-        <w:t>Hi [Name], I’m interested in the AI Engineer opening at Ford related to Agentic AI (</w:t>
-      </w:r>
-      <w:proofErr w:type="spellStart"/>
-      <w:r>
-        <w:t>LangGraph</w:t>
-      </w:r>
-      <w:proofErr w:type="spellEnd"/>
-      <w:r>
-        <w:t>/Google ADK). I have hands-on experience with GenAI, LLMs, and agent workflows — would love to connect and discuss further.</w:t>
+        <w:t>Langgraph handles workflow orchestration whereas langchain provides building blocks for each steps in  that workflow.</w:t>
+      </w:r>
+      <w:r>
+        <w:t xml:space="preserve"> Hi [Name], I’m interested in the AI Engineer opening at Ford related to Agentic AI (LangGraph/Google ADK). I have hands-on experience with GenAI, LLMs, and agent workflows — would love to connect and discuss further.</w:t>
       </w:r>
     </w:p>
     <w:sectPr>
@@ -2737,6 +2156,7 @@
   <w:style w:type="character" w:default="1" w:styleId="DefaultParagraphFont">
     <w:name w:val="Default Paragraph Font"/>
     <w:uiPriority w:val="1"/>
+    <w:semiHidden/>
     <w:unhideWhenUsed/>
   </w:style>
   <w:style w:type="table" w:default="1" w:styleId="TableNormal">
